--- a/klagomål/A 56398-2025 FSC-klagomål.docx
+++ b/klagomål/A 56398-2025 FSC-klagomål.docx
@@ -664,7 +664,7 @@
     <w:r>
       <w:tab/>
       <w:tab/>
-      <w:t>2025-11-14</w:t>
+      <w:t>2025-11-15</w:t>
       <w:br/>
       <w:br/>
     </w:r>

--- a/klagomål/A 56398-2025 FSC-klagomål.docx
+++ b/klagomål/A 56398-2025 FSC-klagomål.docx
@@ -664,7 +664,7 @@
     <w:r>
       <w:tab/>
       <w:tab/>
-      <w:t>2025-11-15</w:t>
+      <w:t>2025-11-20</w:t>
       <w:br/>
       <w:br/>
     </w:r>

--- a/klagomål/A 56398-2025 FSC-klagomål.docx
+++ b/klagomål/A 56398-2025 FSC-klagomål.docx
@@ -664,7 +664,7 @@
     <w:r>
       <w:tab/>
       <w:tab/>
-      <w:t>2025-11-20</w:t>
+      <w:t>2025-11-21</w:t>
       <w:br/>
       <w:br/>
     </w:r>

--- a/klagomål/A 56398-2025 FSC-klagomål.docx
+++ b/klagomål/A 56398-2025 FSC-klagomål.docx
@@ -664,7 +664,7 @@
     <w:r>
       <w:tab/>
       <w:tab/>
-      <w:t>2025-11-21</w:t>
+      <w:t>2025-11-22</w:t>
       <w:br/>
       <w:br/>
     </w:r>

--- a/klagomål/A 56398-2025 FSC-klagomål.docx
+++ b/klagomål/A 56398-2025 FSC-klagomål.docx
@@ -664,7 +664,7 @@
     <w:r>
       <w:tab/>
       <w:tab/>
-      <w:t>2025-11-22</w:t>
+      <w:t>2025-11-23</w:t>
       <w:br/>
       <w:br/>
     </w:r>

--- a/klagomål/A 56398-2025 FSC-klagomål.docx
+++ b/klagomål/A 56398-2025 FSC-klagomål.docx
@@ -664,7 +664,7 @@
     <w:r>
       <w:tab/>
       <w:tab/>
-      <w:t>2025-11-23</w:t>
+      <w:t>2025-11-24</w:t>
       <w:br/>
       <w:br/>
     </w:r>

--- a/klagomål/A 56398-2025 FSC-klagomål.docx
+++ b/klagomål/A 56398-2025 FSC-klagomål.docx
@@ -664,7 +664,7 @@
     <w:r>
       <w:tab/>
       <w:tab/>
-      <w:t>2025-11-24</w:t>
+      <w:t>2025-11-25</w:t>
       <w:br/>
       <w:br/>
     </w:r>

--- a/klagomål/A 56398-2025 FSC-klagomål.docx
+++ b/klagomål/A 56398-2025 FSC-klagomål.docx
@@ -664,7 +664,7 @@
     <w:r>
       <w:tab/>
       <w:tab/>
-      <w:t>2025-11-25</w:t>
+      <w:t>2025-11-26</w:t>
       <w:br/>
       <w:br/>
     </w:r>

--- a/klagomål/A 56398-2025 FSC-klagomål.docx
+++ b/klagomål/A 56398-2025 FSC-klagomål.docx
@@ -664,7 +664,7 @@
     <w:r>
       <w:tab/>
       <w:tab/>
-      <w:t>2025-11-26</w:t>
+      <w:t>2025-11-27</w:t>
       <w:br/>
       <w:br/>
     </w:r>

--- a/klagomål/A 56398-2025 FSC-klagomål.docx
+++ b/klagomål/A 56398-2025 FSC-klagomål.docx
@@ -664,7 +664,7 @@
     <w:r>
       <w:tab/>
       <w:tab/>
-      <w:t>2025-11-27</w:t>
+      <w:t>2025-11-28</w:t>
       <w:br/>
       <w:br/>
     </w:r>

--- a/klagomål/A 56398-2025 FSC-klagomål.docx
+++ b/klagomål/A 56398-2025 FSC-klagomål.docx
@@ -664,7 +664,7 @@
     <w:r>
       <w:tab/>
       <w:tab/>
-      <w:t>2025-11-28</w:t>
+      <w:t>2025-11-29</w:t>
       <w:br/>
       <w:br/>
     </w:r>

--- a/klagomål/A 56398-2025 FSC-klagomål.docx
+++ b/klagomål/A 56398-2025 FSC-klagomål.docx
@@ -664,7 +664,7 @@
     <w:r>
       <w:tab/>
       <w:tab/>
-      <w:t>2025-11-29</w:t>
+      <w:t>2025-11-30</w:t>
       <w:br/>
       <w:br/>
     </w:r>

--- a/klagomål/A 56398-2025 FSC-klagomål.docx
+++ b/klagomål/A 56398-2025 FSC-klagomål.docx
@@ -664,7 +664,7 @@
     <w:r>
       <w:tab/>
       <w:tab/>
-      <w:t>2025-11-30</w:t>
+      <w:t>2025-12-01</w:t>
       <w:br/>
       <w:br/>
     </w:r>

--- a/klagomål/A 56398-2025 FSC-klagomål.docx
+++ b/klagomål/A 56398-2025 FSC-klagomål.docx
@@ -664,7 +664,7 @@
     <w:r>
       <w:tab/>
       <w:tab/>
-      <w:t>2025-12-01</w:t>
+      <w:t>2025-12-02</w:t>
       <w:br/>
       <w:br/>
     </w:r>

--- a/klagomål/A 56398-2025 FSC-klagomål.docx
+++ b/klagomål/A 56398-2025 FSC-klagomål.docx
@@ -664,7 +664,7 @@
     <w:r>
       <w:tab/>
       <w:tab/>
-      <w:t>2025-12-02</w:t>
+      <w:t>2025-12-03</w:t>
       <w:br/>
       <w:br/>
     </w:r>

--- a/klagomål/A 56398-2025 FSC-klagomål.docx
+++ b/klagomål/A 56398-2025 FSC-klagomål.docx
@@ -664,7 +664,7 @@
     <w:r>
       <w:tab/>
       <w:tab/>
-      <w:t>2025-12-03</w:t>
+      <w:t>2025-12-04</w:t>
       <w:br/>
       <w:br/>
     </w:r>

--- a/klagomål/A 56398-2025 FSC-klagomål.docx
+++ b/klagomål/A 56398-2025 FSC-klagomål.docx
@@ -664,7 +664,7 @@
     <w:r>
       <w:tab/>
       <w:tab/>
-      <w:t>2025-12-04</w:t>
+      <w:t>2025-12-05</w:t>
       <w:br/>
       <w:br/>
     </w:r>

--- a/klagomål/A 56398-2025 FSC-klagomål.docx
+++ b/klagomål/A 56398-2025 FSC-klagomål.docx
@@ -664,7 +664,7 @@
     <w:r>
       <w:tab/>
       <w:tab/>
-      <w:t>2025-12-05</w:t>
+      <w:t>2025-12-06</w:t>
       <w:br/>
       <w:br/>
     </w:r>

--- a/klagomål/A 56398-2025 FSC-klagomål.docx
+++ b/klagomål/A 56398-2025 FSC-klagomål.docx
@@ -664,7 +664,7 @@
     <w:r>
       <w:tab/>
       <w:tab/>
-      <w:t>2025-12-06</w:t>
+      <w:t>2025-12-07</w:t>
       <w:br/>
       <w:br/>
     </w:r>

--- a/klagomål/A 56398-2025 FSC-klagomål.docx
+++ b/klagomål/A 56398-2025 FSC-klagomål.docx
@@ -664,7 +664,7 @@
     <w:r>
       <w:tab/>
       <w:tab/>
-      <w:t>2025-12-07</w:t>
+      <w:t>2025-12-08</w:t>
       <w:br/>
       <w:br/>
     </w:r>

--- a/klagomål/A 56398-2025 FSC-klagomål.docx
+++ b/klagomål/A 56398-2025 FSC-klagomål.docx
@@ -664,7 +664,7 @@
     <w:r>
       <w:tab/>
       <w:tab/>
-      <w:t>2025-12-08</w:t>
+      <w:t>2025-12-09</w:t>
       <w:br/>
       <w:br/>
     </w:r>

--- a/klagomål/A 56398-2025 FSC-klagomål.docx
+++ b/klagomål/A 56398-2025 FSC-klagomål.docx
@@ -664,7 +664,7 @@
     <w:r>
       <w:tab/>
       <w:tab/>
-      <w:t>2025-12-09</w:t>
+      <w:t>2025-12-10</w:t>
       <w:br/>
       <w:br/>
     </w:r>

--- a/klagomål/A 56398-2025 FSC-klagomål.docx
+++ b/klagomål/A 56398-2025 FSC-klagomål.docx
@@ -664,7 +664,7 @@
     <w:r>
       <w:tab/>
       <w:tab/>
-      <w:t>2025-12-10</w:t>
+      <w:t>2025-12-11</w:t>
       <w:br/>
       <w:br/>
     </w:r>

--- a/klagomål/A 56398-2025 FSC-klagomål.docx
+++ b/klagomål/A 56398-2025 FSC-klagomål.docx
@@ -664,7 +664,7 @@
     <w:r>
       <w:tab/>
       <w:tab/>
-      <w:t>2025-12-11</w:t>
+      <w:t>2025-12-12</w:t>
       <w:br/>
       <w:br/>
     </w:r>

--- a/klagomål/A 56398-2025 FSC-klagomål.docx
+++ b/klagomål/A 56398-2025 FSC-klagomål.docx
@@ -664,7 +664,7 @@
     <w:r>
       <w:tab/>
       <w:tab/>
-      <w:t>2025-12-12</w:t>
+      <w:t>2025-12-13</w:t>
       <w:br/>
       <w:br/>
     </w:r>

--- a/klagomål/A 56398-2025 FSC-klagomål.docx
+++ b/klagomål/A 56398-2025 FSC-klagomål.docx
@@ -664,7 +664,7 @@
     <w:r>
       <w:tab/>
       <w:tab/>
-      <w:t>2025-12-19</w:t>
+      <w:t>2025-12-20</w:t>
       <w:br/>
       <w:br/>
     </w:r>

--- a/klagomål/A 56398-2025 FSC-klagomål.docx
+++ b/klagomål/A 56398-2025 FSC-klagomål.docx
@@ -664,7 +664,7 @@
     <w:r>
       <w:tab/>
       <w:tab/>
-      <w:t>2025-12-20</w:t>
+      <w:t>2025-12-21</w:t>
       <w:br/>
       <w:br/>
     </w:r>

--- a/klagomål/A 56398-2025 FSC-klagomål.docx
+++ b/klagomål/A 56398-2025 FSC-klagomål.docx
@@ -664,7 +664,7 @@
     <w:r>
       <w:tab/>
       <w:tab/>
-      <w:t>2025-12-21</w:t>
+      <w:t>2025-12-22</w:t>
       <w:br/>
       <w:br/>
     </w:r>

--- a/klagomål/A 56398-2025 FSC-klagomål.docx
+++ b/klagomål/A 56398-2025 FSC-klagomål.docx
@@ -664,7 +664,7 @@
     <w:r>
       <w:tab/>
       <w:tab/>
-      <w:t>2025-12-22</w:t>
+      <w:t>2025-12-26</w:t>
       <w:br/>
       <w:br/>
     </w:r>

--- a/klagomål/A 56398-2025 FSC-klagomål.docx
+++ b/klagomål/A 56398-2025 FSC-klagomål.docx
@@ -664,7 +664,7 @@
     <w:r>
       <w:tab/>
       <w:tab/>
-      <w:t>2025-12-26</w:t>
+      <w:t>2025-12-28</w:t>
       <w:br/>
       <w:br/>
     </w:r>

--- a/klagomål/A 56398-2025 FSC-klagomål.docx
+++ b/klagomål/A 56398-2025 FSC-klagomål.docx
@@ -664,7 +664,7 @@
     <w:r>
       <w:tab/>
       <w:tab/>
-      <w:t>2025-12-28</w:t>
+      <w:t>2025-12-29</w:t>
       <w:br/>
       <w:br/>
     </w:r>

--- a/klagomål/A 56398-2025 FSC-klagomål.docx
+++ b/klagomål/A 56398-2025 FSC-klagomål.docx
@@ -664,7 +664,7 @@
     <w:r>
       <w:tab/>
       <w:tab/>
-      <w:t>2025-12-29</w:t>
+      <w:t>2025-12-30</w:t>
       <w:br/>
       <w:br/>
     </w:r>

--- a/klagomål/A 56398-2025 FSC-klagomål.docx
+++ b/klagomål/A 56398-2025 FSC-klagomål.docx
@@ -664,7 +664,7 @@
     <w:r>
       <w:tab/>
       <w:tab/>
-      <w:t>2025-12-30</w:t>
+      <w:t>2025-12-31</w:t>
       <w:br/>
       <w:br/>
     </w:r>

--- a/klagomål/A 56398-2025 FSC-klagomål.docx
+++ b/klagomål/A 56398-2025 FSC-klagomål.docx
@@ -664,7 +664,7 @@
     <w:r>
       <w:tab/>
       <w:tab/>
-      <w:t>2025-12-31</w:t>
+      <w:t>2026-01-03</w:t>
       <w:br/>
       <w:br/>
     </w:r>

--- a/klagomål/A 56398-2025 FSC-klagomål.docx
+++ b/klagomål/A 56398-2025 FSC-klagomål.docx
@@ -664,7 +664,7 @@
     <w:r>
       <w:tab/>
       <w:tab/>
-      <w:t>2026-01-07</w:t>
+      <w:t>2026-01-08</w:t>
       <w:br/>
       <w:br/>
     </w:r>

--- a/klagomål/A 56398-2025 FSC-klagomål.docx
+++ b/klagomål/A 56398-2025 FSC-klagomål.docx
@@ -664,7 +664,7 @@
     <w:r>
       <w:tab/>
       <w:tab/>
-      <w:t>2026-01-08</w:t>
+      <w:t>2026-01-09</w:t>
       <w:br/>
       <w:br/>
     </w:r>

--- a/klagomål/A 56398-2025 FSC-klagomål.docx
+++ b/klagomål/A 56398-2025 FSC-klagomål.docx
@@ -664,7 +664,7 @@
     <w:r>
       <w:tab/>
       <w:tab/>
-      <w:t>2026-01-09</w:t>
+      <w:t>2026-01-10</w:t>
       <w:br/>
       <w:br/>
     </w:r>

--- a/klagomål/A 56398-2025 FSC-klagomål.docx
+++ b/klagomål/A 56398-2025 FSC-klagomål.docx
@@ -664,7 +664,7 @@
     <w:r>
       <w:tab/>
       <w:tab/>
-      <w:t>2026-01-10</w:t>
+      <w:t>2026-01-11</w:t>
       <w:br/>
       <w:br/>
     </w:r>

--- a/klagomål/A 56398-2025 FSC-klagomål.docx
+++ b/klagomål/A 56398-2025 FSC-klagomål.docx
@@ -664,7 +664,7 @@
     <w:r>
       <w:tab/>
       <w:tab/>
-      <w:t>2026-01-11</w:t>
+      <w:t>2026-01-12</w:t>
       <w:br/>
       <w:br/>
     </w:r>

--- a/klagomål/A 56398-2025 FSC-klagomål.docx
+++ b/klagomål/A 56398-2025 FSC-klagomål.docx
@@ -664,7 +664,7 @@
     <w:r>
       <w:tab/>
       <w:tab/>
-      <w:t>2026-01-12</w:t>
+      <w:t>2026-01-13</w:t>
       <w:br/>
       <w:br/>
     </w:r>

--- a/klagomål/A 56398-2025 FSC-klagomål.docx
+++ b/klagomål/A 56398-2025 FSC-klagomål.docx
@@ -664,7 +664,7 @@
     <w:r>
       <w:tab/>
       <w:tab/>
-      <w:t>2026-01-13</w:t>
+      <w:t>2026-01-14</w:t>
       <w:br/>
       <w:br/>
     </w:r>

--- a/klagomål/A 56398-2025 FSC-klagomål.docx
+++ b/klagomål/A 56398-2025 FSC-klagomål.docx
@@ -664,7 +664,7 @@
     <w:r>
       <w:tab/>
       <w:tab/>
-      <w:t>2026-01-14</w:t>
+      <w:t>2026-01-15</w:t>
       <w:br/>
       <w:br/>
     </w:r>

--- a/klagomål/A 56398-2025 FSC-klagomål.docx
+++ b/klagomål/A 56398-2025 FSC-klagomål.docx
@@ -664,7 +664,7 @@
     <w:r>
       <w:tab/>
       <w:tab/>
-      <w:t>2026-01-15</w:t>
+      <w:t>2026-01-16</w:t>
       <w:br/>
       <w:br/>
     </w:r>

--- a/klagomål/A 56398-2025 FSC-klagomål.docx
+++ b/klagomål/A 56398-2025 FSC-klagomål.docx
@@ -664,7 +664,7 @@
     <w:r>
       <w:tab/>
       <w:tab/>
-      <w:t>2026-01-16</w:t>
+      <w:t>2026-01-17</w:t>
       <w:br/>
       <w:br/>
     </w:r>

--- a/klagomål/A 56398-2025 FSC-klagomål.docx
+++ b/klagomål/A 56398-2025 FSC-klagomål.docx
@@ -664,7 +664,7 @@
     <w:r>
       <w:tab/>
       <w:tab/>
-      <w:t>2026-01-17</w:t>
+      <w:t>2026-01-18</w:t>
       <w:br/>
       <w:br/>
     </w:r>

--- a/klagomål/A 56398-2025 FSC-klagomål.docx
+++ b/klagomål/A 56398-2025 FSC-klagomål.docx
@@ -664,7 +664,7 @@
     <w:r>
       <w:tab/>
       <w:tab/>
-      <w:t>2026-01-18</w:t>
+      <w:t>2026-01-19</w:t>
       <w:br/>
       <w:br/>
     </w:r>

--- a/klagomål/A 56398-2025 FSC-klagomål.docx
+++ b/klagomål/A 56398-2025 FSC-klagomål.docx
@@ -664,7 +664,7 @@
     <w:r>
       <w:tab/>
       <w:tab/>
-      <w:t>2026-01-19</w:t>
+      <w:t>2026-01-20</w:t>
       <w:br/>
       <w:br/>
     </w:r>

--- a/klagomål/A 56398-2025 FSC-klagomål.docx
+++ b/klagomål/A 56398-2025 FSC-klagomål.docx
@@ -664,7 +664,7 @@
     <w:r>
       <w:tab/>
       <w:tab/>
-      <w:t>2026-01-20</w:t>
+      <w:t>2026-01-21</w:t>
       <w:br/>
       <w:br/>
     </w:r>

--- a/klagomål/A 56398-2025 FSC-klagomål.docx
+++ b/klagomål/A 56398-2025 FSC-klagomål.docx
@@ -664,7 +664,7 @@
     <w:r>
       <w:tab/>
       <w:tab/>
-      <w:t>2026-01-21</w:t>
+      <w:t>2026-01-23</w:t>
       <w:br/>
       <w:br/>
     </w:r>

--- a/klagomål/A 56398-2025 FSC-klagomål.docx
+++ b/klagomål/A 56398-2025 FSC-klagomål.docx
@@ -664,7 +664,7 @@
     <w:r>
       <w:tab/>
       <w:tab/>
-      <w:t>2026-01-23</w:t>
+      <w:t>2026-01-24</w:t>
       <w:br/>
       <w:br/>
     </w:r>

--- a/klagomål/A 56398-2025 FSC-klagomål.docx
+++ b/klagomål/A 56398-2025 FSC-klagomål.docx
@@ -664,7 +664,7 @@
     <w:r>
       <w:tab/>
       <w:tab/>
-      <w:t>2026-01-24</w:t>
+      <w:t>2026-01-25</w:t>
       <w:br/>
       <w:br/>
     </w:r>

--- a/klagomål/A 56398-2025 FSC-klagomål.docx
+++ b/klagomål/A 56398-2025 FSC-klagomål.docx
@@ -664,7 +664,7 @@
     <w:r>
       <w:tab/>
       <w:tab/>
-      <w:t>2026-01-25</w:t>
+      <w:t>2026-01-26</w:t>
       <w:br/>
       <w:br/>
     </w:r>

--- a/klagomål/A 56398-2025 FSC-klagomål.docx
+++ b/klagomål/A 56398-2025 FSC-klagomål.docx
@@ -664,7 +664,7 @@
     <w:r>
       <w:tab/>
       <w:tab/>
-      <w:t>2026-01-26</w:t>
+      <w:t>2026-01-27</w:t>
       <w:br/>
       <w:br/>
     </w:r>

--- a/klagomål/A 56398-2025 FSC-klagomål.docx
+++ b/klagomål/A 56398-2025 FSC-klagomål.docx
@@ -664,7 +664,7 @@
     <w:r>
       <w:tab/>
       <w:tab/>
-      <w:t>2026-01-27</w:t>
+      <w:t>2026-01-28</w:t>
       <w:br/>
       <w:br/>
     </w:r>

--- a/klagomål/A 56398-2025 FSC-klagomål.docx
+++ b/klagomål/A 56398-2025 FSC-klagomål.docx
@@ -257,6 +257,26 @@
     <w:p>
       <w:r>
         <w:t>Följande fridlysta arter har sina livsmiljöer och växtplatser i den avverkningsanmälda skogen: ekoxe (S, §6).</w:t>
+      </w:r>
+    </w:p>
+    <w:p>
+      <w:r>
+        <w:rPr>
+          <w:b/>
+        </w:rPr>
+        <w:t xml:space="preserve">Ekoxe (§6) </w:t>
+      </w:r>
+      <w:r>
+        <w:t>omfattas av EU:s art- och habitatdirektiv och är fridlyst enligt 6 § artskyddsförordningen.</w:t>
+      </w:r>
+      <w:r>
+        <w:rPr>
+          <w:b/>
+        </w:rPr>
+        <w:t xml:space="preserve"> </w:t>
+      </w:r>
+      <w:r>
+        <w:t>Dess larvutveckling sker i och vid stubbar, i lågor med markkontakt och grövre döda rötter av olika lövträd, även i döda rotdelar på levande träd. I Sverige främst funnen i ek men även några gånger i bok, hassel, ask och björk. Arten lever främst i halvöppna miljöer såsom trädklädda hagmarker eller gles skog, gärna i sydsluttningar. Arten påverkas negativt av brist på grova eller gamla träd och det föreligger indikation på eller misstanke om populationsminskning. Minskningen avser kvalitén på artens habitat (SLU Artdatabanken, 2025).</w:t>
       </w:r>
     </w:p>
     <w:p>
@@ -664,7 +684,7 @@
     <w:r>
       <w:tab/>
       <w:tab/>
-      <w:t>2026-03-02</w:t>
+      <w:t>2026-03-03</w:t>
       <w:br/>
       <w:br/>
     </w:r>

--- a/klagomål/A 56398-2025 FSC-klagomål.docx
+++ b/klagomål/A 56398-2025 FSC-klagomål.docx
@@ -684,7 +684,7 @@
     <w:r>
       <w:tab/>
       <w:tab/>
-      <w:t>2026-03-03</w:t>
+      <w:t>2026-03-04</w:t>
       <w:br/>
       <w:br/>
     </w:r>

--- a/klagomål/A 56398-2025 FSC-klagomål.docx
+++ b/klagomål/A 56398-2025 FSC-klagomål.docx
@@ -684,7 +684,7 @@
     <w:r>
       <w:tab/>
       <w:tab/>
-      <w:t>2026-03-04</w:t>
+      <w:t>2026-03-05</w:t>
       <w:br/>
       <w:br/>
     </w:r>

--- a/klagomål/A 56398-2025 FSC-klagomål.docx
+++ b/klagomål/A 56398-2025 FSC-klagomål.docx
@@ -684,7 +684,7 @@
     <w:r>
       <w:tab/>
       <w:tab/>
-      <w:t>2026-03-05</w:t>
+      <w:t>2026-03-06</w:t>
       <w:br/>
       <w:br/>
     </w:r>

--- a/klagomål/A 56398-2025 FSC-klagomål.docx
+++ b/klagomål/A 56398-2025 FSC-klagomål.docx
@@ -684,7 +684,7 @@
     <w:r>
       <w:tab/>
       <w:tab/>
-      <w:t>2026-03-06</w:t>
+      <w:t>2026-03-07</w:t>
       <w:br/>
       <w:br/>
     </w:r>

--- a/klagomål/A 56398-2025 FSC-klagomål.docx
+++ b/klagomål/A 56398-2025 FSC-klagomål.docx
@@ -684,7 +684,7 @@
     <w:r>
       <w:tab/>
       <w:tab/>
-      <w:t>2026-03-07</w:t>
+      <w:t>2026-03-08</w:t>
       <w:br/>
       <w:br/>
     </w:r>

--- a/klagomål/A 56398-2025 FSC-klagomål.docx
+++ b/klagomål/A 56398-2025 FSC-klagomål.docx
@@ -684,7 +684,7 @@
     <w:r>
       <w:tab/>
       <w:tab/>
-      <w:t>2026-03-08</w:t>
+      <w:t>2026-03-09</w:t>
       <w:br/>
       <w:br/>
     </w:r>

--- a/klagomål/A 56398-2025 FSC-klagomål.docx
+++ b/klagomål/A 56398-2025 FSC-klagomål.docx
@@ -684,7 +684,7 @@
     <w:r>
       <w:tab/>
       <w:tab/>
-      <w:t>2026-03-09</w:t>
+      <w:t>2026-03-10</w:t>
       <w:br/>
       <w:br/>
     </w:r>

--- a/klagomål/A 56398-2025 FSC-klagomål.docx
+++ b/klagomål/A 56398-2025 FSC-klagomål.docx
@@ -684,7 +684,7 @@
     <w:r>
       <w:tab/>
       <w:tab/>
-      <w:t>2026-03-10</w:t>
+      <w:t>2026-03-11</w:t>
       <w:br/>
       <w:br/>
     </w:r>

--- a/klagomål/A 56398-2025 FSC-klagomål.docx
+++ b/klagomål/A 56398-2025 FSC-klagomål.docx
@@ -684,7 +684,7 @@
     <w:r>
       <w:tab/>
       <w:tab/>
-      <w:t>2026-03-11</w:t>
+      <w:t>2026-03-12</w:t>
       <w:br/>
       <w:br/>
     </w:r>

--- a/klagomål/A 56398-2025 FSC-klagomål.docx
+++ b/klagomål/A 56398-2025 FSC-klagomål.docx
@@ -684,7 +684,7 @@
     <w:r>
       <w:tab/>
       <w:tab/>
-      <w:t>2026-03-12</w:t>
+      <w:t>2026-03-13</w:t>
       <w:br/>
       <w:br/>
     </w:r>

--- a/klagomål/A 56398-2025 FSC-klagomål.docx
+++ b/klagomål/A 56398-2025 FSC-klagomål.docx
@@ -684,7 +684,7 @@
     <w:r>
       <w:tab/>
       <w:tab/>
-      <w:t>2026-03-13</w:t>
+      <w:t>2026-03-16</w:t>
       <w:br/>
       <w:br/>
     </w:r>

--- a/klagomål/A 56398-2025 FSC-klagomål.docx
+++ b/klagomål/A 56398-2025 FSC-klagomål.docx
@@ -684,7 +684,7 @@
     <w:r>
       <w:tab/>
       <w:tab/>
-      <w:t>2026-03-16</w:t>
+      <w:t>2026-03-17</w:t>
       <w:br/>
       <w:br/>
     </w:r>

--- a/klagomål/A 56398-2025 FSC-klagomål.docx
+++ b/klagomål/A 56398-2025 FSC-klagomål.docx
@@ -684,7 +684,7 @@
     <w:r>
       <w:tab/>
       <w:tab/>
-      <w:t>2026-03-17</w:t>
+      <w:t>2026-03-18</w:t>
       <w:br/>
       <w:br/>
     </w:r>

--- a/klagomål/A 56398-2025 FSC-klagomål.docx
+++ b/klagomål/A 56398-2025 FSC-klagomål.docx
@@ -684,7 +684,7 @@
     <w:r>
       <w:tab/>
       <w:tab/>
-      <w:t>2026-03-18</w:t>
+      <w:t>2026-03-19</w:t>
       <w:br/>
       <w:br/>
     </w:r>

--- a/klagomål/A 56398-2025 FSC-klagomål.docx
+++ b/klagomål/A 56398-2025 FSC-klagomål.docx
@@ -684,7 +684,7 @@
     <w:r>
       <w:tab/>
       <w:tab/>
-      <w:t>2026-03-19</w:t>
+      <w:t>2026-03-20</w:t>
       <w:br/>
       <w:br/>
     </w:r>

--- a/klagomål/A 56398-2025 FSC-klagomål.docx
+++ b/klagomål/A 56398-2025 FSC-klagomål.docx
@@ -684,7 +684,7 @@
     <w:r>
       <w:tab/>
       <w:tab/>
-      <w:t>2026-03-20</w:t>
+      <w:t>2026-03-21</w:t>
       <w:br/>
       <w:br/>
     </w:r>

--- a/klagomål/A 56398-2025 FSC-klagomål.docx
+++ b/klagomål/A 56398-2025 FSC-klagomål.docx
@@ -684,7 +684,7 @@
     <w:r>
       <w:tab/>
       <w:tab/>
-      <w:t>2026-03-21</w:t>
+      <w:t>2026-03-22</w:t>
       <w:br/>
       <w:br/>
     </w:r>

--- a/klagomål/A 56398-2025 FSC-klagomål.docx
+++ b/klagomål/A 56398-2025 FSC-klagomål.docx
@@ -684,7 +684,7 @@
     <w:r>
       <w:tab/>
       <w:tab/>
-      <w:t>2026-03-22</w:t>
+      <w:t>2026-03-23</w:t>
       <w:br/>
       <w:br/>
     </w:r>
